--- a/docs/showcase/newsletter.docx
+++ b/docs/showcase/newsletter.docx
@@ -44,27 +44,6 @@
       <w:pPr>
         <w:pStyle w:val="Normal"/>
         <w:spacing w:after="160"/>
-      </w:pPr>
-      <w:r>
-        <w:rPr>
-          <w:i/>
-          <w:iCs/>
-        </w:rPr>
-        <w:t xml:space="preserve">Dear members and friends,</w:t>
-      </w:r>
-      <w:r>
-        <w:br/>
-      </w:r>
-      <w:r>
-        <w:rPr>
-          <w:i/>
-          <w:iCs/>
-        </w:rPr>
-        <w:t xml:space="preserve">the short nights are over, and with September our observing season begins. In this issue we look back at the solar eclipse of 12 August, invite you to a talk on the return to the Moon, and present the treasurer’s report for the first half of the year. Clear skies, the committee.</w:t>
-      </w:r>
-    </w:p>
-    <w:p>
-      <w:pPr>
         <w:sectPr>
           <w:headerReference w:type="default" r:id="rId7"/>
           <w:footerReference w:type="default" r:id="rId8"/>
@@ -88,6 +67,23 @@
           <w:docGrid w:linePitch="360"/>
         </w:sectPr>
       </w:pPr>
+      <w:r>
+        <w:rPr>
+          <w:i/>
+          <w:iCs/>
+        </w:rPr>
+        <w:t xml:space="preserve">Dear members and friends,</w:t>
+      </w:r>
+      <w:r>
+        <w:br/>
+      </w:r>
+      <w:r>
+        <w:rPr>
+          <w:i/>
+          <w:iCs/>
+        </w:rPr>
+        <w:t xml:space="preserve">the short nights are over, and with September our observing season begins. In this issue we look back at the solar eclipse of 12 August, invite you to a talk on the return to the Moon, and present the treasurer’s report for the first half of the year. Clear skies, the committee.</w:t>
+      </w:r>
     </w:p>
     <w:p>
       <w:pPr>
@@ -277,13 +273,6 @@
     <w:p>
       <w:pPr>
         <w:pStyle w:val="Normal"/>
-      </w:pPr>
-      <w:r>
-        <w:t xml:space="preserve">This month not a picture from the observatory but a historic one: the Earthrise that William Anders photographed in 1968 on the fourth orbit of the Moon. It fits the theme of the talk, and it is a reminder of why we look up in the first place.</w:t>
-      </w:r>
-    </w:p>
-    <w:p>
-      <w:pPr>
         <w:sectPr>
           <w:footnotePr>
             <w:pos w:val="pageBottom"/>
@@ -305,6 +294,9 @@
           <w:docGrid w:linePitch="360"/>
         </w:sectPr>
       </w:pPr>
+      <w:r>
+        <w:t xml:space="preserve">This month not a picture from the observatory but a historic one: the Earthrise that William Anders photographed in 1968 on the fourth orbit of the Moon. It fits the theme of the talk, and it is a reminder of why we look up in the first place.</w:t>
+      </w:r>
     </w:p>
     <w:p>
       <w:pPr>
@@ -2289,7 +2281,7 @@
       <w:jc w:val="both"/>
     </w:pPr>
     <w:rPr>
-      <w:rFonts w:ascii="Arial" w:cs="Arial" w:eastAsia="Arial" w:hAnsi="Arial"/>
+      <w:rFonts w:ascii="Arial" w:cs="Arial" w:hAnsi="Arial"/>
       <w:kern w:val="1"/>
       <w:sz w:val="20"/>
       <w:szCs w:val="20"/>
@@ -2304,7 +2296,7 @@
       <w:spacing w:after="120" w:before="240"/>
     </w:pPr>
     <w:rPr>
-      <w:rFonts w:ascii="Arial" w:cs="Arial" w:eastAsia="Arial" w:hAnsi="Arial"/>
+      <w:rFonts w:ascii="Arial" w:cs="Arial" w:hAnsi="Arial"/>
       <w:b/>
       <w:bCs/>
       <w:kern w:val="1"/>
@@ -2441,7 +2433,7 @@
     <w:unhideWhenUsed/>
     <w:qFormat/>
     <w:rPr>
-      <w:rFonts w:ascii="Courier New" w:cs="Courier New" w:eastAsia="Courier New" w:hAnsi="Courier New"/>
+      <w:rFonts w:ascii="Courier New" w:cs="Courier New" w:hAnsi="Courier New"/>
       <w:kern w:val="1"/>
     </w:rPr>
   </w:style>

--- a/docs/showcase/newsletter.docx
+++ b/docs/showcase/newsletter.docx
@@ -1724,6 +1724,23 @@
     </w:p>
     <w:p>
       <w:pPr>
+        <w:pStyle w:val="Heading2"/>
+        <w:outlineLvl w:val="1"/>
+      </w:pPr>
+      <w:r>
+        <w:t xml:space="preserve">In the beginning</w:t>
+      </w:r>
+    </w:p>
+    <w:p>
+      <w:pPr>
+        <w:pStyle w:val="Normal"/>
+      </w:pPr>
+      <w:r>
+        <w:t xml:space="preserve">On Christmas Eve 1968, the day the Earthrise picture was taken, the crew of Apollo 8 read to the people on Earth from the first chapter of Genesis: “In the beginning God created the heaven and the earth.” For many of us the night sky is more than a field of study: its order and its size point to a Creator behind it all. Our society takes its name from the Garden of Eden, the first home that, according to Genesis, God planted for people and called good. Every clear night at the observatory is a small reminder of that beginning.</w:t>
+      </w:r>
+    </w:p>
+    <w:p>
+      <w:pPr>
         <w:pStyle w:val="Normal"/>
         <w:pBdr>
           <w:top w:val="single" w:color="5A6B7F" w:sz="4" w:space="4"/>
